--- a/assets/docs/jeong-hajun-application.docx
+++ b/assets/docs/jeong-hajun-application.docx
@@ -4118,7 +4118,7 @@
                 <w:sz w:val="18"/>
                 <w:lang w:eastAsia="ko-KR"/>
               </w:rPr>
-              <w:t xml:space="preserve">성과: 여주의 역사·문화·관광자원을 AI 뮤직비디오로 재구성한 홍보 영상 완성 (공모전 참가상)</w:t>
+              <w:t xml:space="preserve">성과: 여주의 역사·문화·관광자원을 AI 뮤직비디오로 재구성한 홍보 영상 완성 (공모전 본선진출)</w:t>
             </w:r>
           </w:p>
           <w:p>
@@ -4269,7 +4269,7 @@
                 <w:sz w:val="18"/>
                 <w:lang w:eastAsia="ko-KR"/>
               </w:rPr>
-              <w:t xml:space="preserve">역할: AI 이미지 생성, 영상 편집</w:t>
+              <w:t xml:space="preserve">역할: AI 이미지 생성, 캐릭터 보이스 생성, 영상 편집</w:t>
             </w:r>
           </w:p>
           <w:p>
@@ -4309,7 +4309,7 @@
                 <w:sz w:val="18"/>
                 <w:lang w:eastAsia="ko-KR"/>
               </w:rPr>
-              <w:t>성과: 예선심사 통과 후 투표 중</w:t>
+              <w:t>성과: 5·18 민주화운동의 의미를 세대를 잇는 이야기로 재구성한 AI 영상 완성 (공모전 본선진출)</w:t>
             </w:r>
           </w:p>
           <w:p>
@@ -4329,7 +4329,7 @@
                 <w:sz w:val="18"/>
                 <w:lang w:eastAsia="ko-KR"/>
               </w:rPr>
-              <w:t xml:space="preserve">기여: 주인공 '유아', AI 기억 복원 시스템 'ARCHIVE-0', ACC 안내 로봇 등 캐릭터·장면 이미지를 AI로 생성하고 영상 편집을 담당</w:t>
+              <w:t xml:space="preserve">기여: 주인공 '유아', AI 기억 복원 시스템 'ARCHIVE-0', ACC 안내 로봇 등 캐릭터·장면 이미지를 AI로 생성하고, 등장인물 대사 AI 음성 제작과 영상 편집을 담당</w:t>
             </w:r>
           </w:p>
         </w:tc>
@@ -5720,7 +5720,7 @@
                 <w:szCs w:val="18"/>
                 <w:lang w:eastAsia="ko-KR"/>
               </w:rPr>
-              <w:t>공모전 참가 및 참가상 수상</w:t>
+              <w:t>공모전 본선진출</w:t>
             </w:r>
           </w:p>
           <w:p>
@@ -5742,6 +5742,141 @@
                 <w:lang w:eastAsia="ko-KR"/>
               </w:rPr>
               <w:t xml:space="preserve">결과물: 여주 홍보 AI 뮤직비디오 / 역할: AI 이미지 생성·영상 편집</w:t>
+            </w:r>
+          </w:p>
+        </w:tc>
+      </w:tr>
+      <w:tr>
+        <w:trPr>
+          <w:trHeight w:val="438"/>
+        </w:trPr>
+        <w:tc>
+          <w:tcPr>
+            <w:tcW w:w="2121" w:type="dxa"/>
+            <w:tcBorders>
+              <w:top w:val="single" w:sz="2" w:space="0" w:color="4BACC6"/>
+              <w:left w:val="single" w:sz="2" w:space="0" w:color="4BACC6"/>
+              <w:bottom w:val="single" w:sz="2" w:space="0" w:color="4BACC6"/>
+              <w:right w:val="single" w:sz="2" w:space="0" w:color="4BACC6"/>
+              <w:tl2br w:val="nil"/>
+              <w:tr2bl w:val="nil"/>
+            </w:tcBorders>
+            <w:shd w:val="clear" w:color="auto" w:fill="FFFFFF"/>
+            <w:vAlign w:val="center"/>
+          </w:tcPr>
+          <w:p>
+            <w:pPr>
+              <w:pStyle w:val="11"/>
+              <w:wordWrap/>
+              <w:jc w:val="center"/>
+              <w:rPr>
+                <w:rFonts w:asciiTheme="minorHAnsi" w:eastAsiaTheme="minorHAnsi" w:hAnsiTheme="minorHAnsi" w:cs="맑은 고딕"/>
+                <w:sz w:val="18"/>
+                <w:szCs w:val="18"/>
+                <w:lang w:eastAsia="ko-KR"/>
+              </w:rPr>
+            </w:pPr>
+            <w:r>
+              <w:rPr>
+                <w:rFonts w:asciiTheme="minorHAnsi" w:eastAsiaTheme="minorHAnsi" w:hAnsiTheme="minorHAnsi" w:cs="맑은 고딕" w:hint="eastAsia"/>
+                <w:sz w:val="18"/>
+                <w:szCs w:val="18"/>
+                <w:lang w:eastAsia="ko-KR"/>
+              </w:rPr>
+              <w:t>2026.05~06</w:t>
+            </w:r>
+          </w:p>
+        </w:tc>
+        <w:tc>
+          <w:tcPr>
+            <w:tcW w:w="2970" w:type="dxa"/>
+            <w:tcBorders>
+              <w:top w:val="single" w:sz="2" w:space="0" w:color="4BACC6"/>
+              <w:left w:val="single" w:sz="2" w:space="0" w:color="4BACC6"/>
+              <w:bottom w:val="single" w:sz="2" w:space="0" w:color="4BACC6"/>
+              <w:right w:val="single" w:sz="2" w:space="0" w:color="4BACC6"/>
+              <w:tl2br w:val="nil"/>
+              <w:tr2bl w:val="nil"/>
+            </w:tcBorders>
+            <w:shd w:val="clear" w:color="auto" w:fill="FFFFFF"/>
+            <w:vAlign w:val="center"/>
+          </w:tcPr>
+          <w:p>
+            <w:pPr>
+              <w:pStyle w:val="11"/>
+              <w:wordWrap/>
+              <w:jc w:val="center"/>
+              <w:rPr>
+                <w:rFonts w:asciiTheme="minorHAnsi" w:eastAsiaTheme="minorHAnsi" w:hAnsiTheme="minorHAnsi" w:cs="맑은 고딕"/>
+                <w:sz w:val="18"/>
+                <w:szCs w:val="18"/>
+                <w:lang w:eastAsia="ko-KR"/>
+              </w:rPr>
+            </w:pPr>
+            <w:r>
+              <w:rPr>
+                <w:rFonts w:asciiTheme="minorHAnsi" w:eastAsiaTheme="minorHAnsi" w:hAnsiTheme="minorHAnsi" w:hint="eastAsia"/>
+                <w:sz w:val="18"/>
+                <w:lang w:eastAsia="ko-KR"/>
+              </w:rPr>
+              <w:t>2026 ACC 민주인권평화 영상(+AI) 콘텐츠 공모전</w:t>
+            </w:r>
+          </w:p>
+        </w:tc>
+        <w:tc>
+          <w:tcPr>
+            <w:tcW w:w="5091" w:type="dxa"/>
+            <w:tcBorders>
+              <w:top w:val="single" w:sz="2" w:space="0" w:color="4BACC6"/>
+              <w:left w:val="single" w:sz="2" w:space="0" w:color="4BACC6"/>
+              <w:bottom w:val="single" w:sz="2" w:space="0" w:color="4BACC6"/>
+              <w:right w:val="single" w:sz="2" w:space="0" w:color="4BACC6"/>
+              <w:tl2br w:val="nil"/>
+              <w:tr2bl w:val="nil"/>
+            </w:tcBorders>
+            <w:shd w:val="clear" w:color="auto" w:fill="FFFFFF"/>
+            <w:vAlign w:val="center"/>
+          </w:tcPr>
+          <w:p>
+            <w:pPr>
+              <w:pStyle w:val="a9"/>
+              <w:ind w:left="40" w:right="40"/>
+              <w:rPr>
+                <w:rFonts w:asciiTheme="minorHAnsi" w:eastAsiaTheme="minorHAnsi" w:hAnsiTheme="minorHAnsi"/>
+                <w:sz w:val="18"/>
+                <w:szCs w:val="18"/>
+                <w:lang w:eastAsia="ko-KR"/>
+              </w:rPr>
+            </w:pPr>
+            <w:r>
+              <w:rPr>
+                <w:rFonts w:asciiTheme="minorHAnsi" w:eastAsiaTheme="minorHAnsi" w:hAnsiTheme="minorHAnsi" w:hint="eastAsia"/>
+                <w:sz w:val="18"/>
+                <w:szCs w:val="18"/>
+                <w:lang w:eastAsia="ko-KR"/>
+              </w:rPr>
+              <w:t>공모전 본선진출</w:t>
+            </w:r>
+          </w:p>
+          <w:p>
+            <w:pPr>
+              <w:pStyle w:val="a9"/>
+              <w:ind w:left="40" w:right="40"/>
+              <w:rPr>
+                <w:rFonts w:asciiTheme="minorHAnsi" w:eastAsiaTheme="minorHAnsi" w:hAnsiTheme="minorHAnsi" w:hint="eastAsia"/>
+                <w:sz w:val="18"/>
+                <w:szCs w:val="18"/>
+                <w:lang w:eastAsia="ko-KR"/>
+              </w:rPr>
+            </w:pPr>
+            <w:r>
+              <w:rPr>
+                <w:rFonts w:asciiTheme="minorHAnsi" w:eastAsiaTheme="minorHAnsi" w:hAnsiTheme="minorHAnsi" w:hint="eastAsia"/>
+                <w:sz w:val="18"/>
+                <w:szCs w:val="18"/>
+                <w:lang w:eastAsia="ko-KR"/>
+              </w:rPr>
+              <w:t xml:space="preserve">결과물: ‘기억의 방’ AI 영상 / 역할: AI 이미지 생성·캐릭터 보이스·영상 편집</w:t>
             </w:r>
           </w:p>
         </w:tc>
